--- a/reports/project_report.docx
+++ b/reports/project_report.docx
@@ -630,87 +630,92 @@
         <w:pStyle w:val="Heading1"/>
       </w:pPr>
       <w:r>
-        <w:t xml:space="preserve">8. Запускаемый эксперимент: около 1500 исходных примеров</w:t>
-      </w:r>
-    </w:p>
-    <w:p>
-      <w:r>
-        <w:t xml:space="preserve"/>
-      </w:r>
-    </w:p>
-    <w:p>
-      <w:r>
-        <w:t xml:space="preserve">После эксперимента на меньшей подвыборке был запущен более крупный прогон с лимитом около 1500 исходных примеров. Извлечение признаков с ResNet50 занимает существенно больше времени: скачивание видео заняло около 40 минут, а извлечение признаков оценивается примерно в 2 часа.</w:t>
-      </w:r>
-    </w:p>
-    <w:p>
-      <w:r>
-        <w:t xml:space="preserve"/>
-      </w:r>
-    </w:p>
-    <w:p>
-      <w:r>
-        <w:t xml:space="preserve">Ожидается, что увеличение числа данных должно улучшить устойчивость метрик:</w:t>
-      </w:r>
-    </w:p>
-    <w:p>
-      <w:r>
-        <w:t xml:space="preserve"/>
-      </w:r>
-    </w:p>
-    <w:p>
-      <w:r>
-        <w:t xml:space="preserve">• train/val/test split станет больше;</w:t>
-      </w:r>
-    </w:p>
-    <w:p>
-      <w:r>
-        <w:t xml:space="preserve">• меньше будет влияние случайных отдельных примеров;</w:t>
-      </w:r>
-    </w:p>
-    <w:p>
-      <w:r>
-        <w:t xml:space="preserve">• contrastive learning получит больше разных отрицательных примеров;</w:t>
-      </w:r>
-    </w:p>
-    <w:p>
-      <w:r>
-        <w:t xml:space="preserve">• validation и test метрики станут менее шумными.</w:t>
-      </w:r>
-    </w:p>
-    <w:p>
-      <w:r>
-        <w:t xml:space="preserve"/>
-      </w:r>
-    </w:p>
-    <w:p>
-      <w:r>
-        <w:t xml:space="preserve">После завершения эксперимента нужно будет добавить в отчёт:</w:t>
-      </w:r>
-    </w:p>
-    <w:p>
-      <w:r>
-        <w:t xml:space="preserve"/>
-      </w:r>
-    </w:p>
-    <w:p>
-      <w:r>
-        <w:t xml:space="preserve">1. число успешно скачанных видео;</w:t>
-      </w:r>
-    </w:p>
-    <w:p>
-      <w:r>
-        <w:t xml:space="preserve">2. число строк в `features.csv`;</w:t>
-      </w:r>
-    </w:p>
-    <w:p>
-      <w:r>
-        <w:t xml:space="preserve">3. финальные значения Hit@1, Hit@5, MRR;</w:t>
-      </w:r>
-    </w:p>
-    <w:p>
-      <w:r>
-        <w:t xml:space="preserve">4. сравнение с результатами на подвыборке около 500 примеров.</w:t>
+        <w:t xml:space="preserve">8. Эксперимент: около 1500 исходных примеров</w:t>
+      </w:r>
+    </w:p>
+    <w:p>
+      <w:r>
+        <w:t xml:space="preserve"/>
+      </w:r>
+    </w:p>
+    <w:p>
+      <w:r>
+        <w:t xml:space="preserve">После эксперимента на меньшей подвыборке был запущен более крупный прогон с лимитом около 1500 исходных примеров. Извлечение признаков с ResNet50 оказалось самым долгим этапом: скачивание видео заняло около 40 минут, а извлечение признаков — примерно 2 часа. Это связано с тем, что для каждого видео нужно прочитать несколько кадров, прогнать их через ResNet50, а также извлечь и обработать аудиодорожку.</w:t>
+      </w:r>
+    </w:p>
+    <w:p>
+      <w:r>
+        <w:t xml:space="preserve"/>
+      </w:r>
+    </w:p>
+    <w:p>
+      <w:r>
+        <w:t xml:space="preserve">На большем запуске test split содержал 187 кандидатов. Это делает задачу заметно сложнее: при большем числе аудиокандидатов вероятность случайно поставить правильную дорожку высоко в ранжировании уменьшается. Поэтому метрики нельзя напрямую сравнивать только по абсолютному значению без учёта размера пула кандидатов.</w:t>
+      </w:r>
+    </w:p>
+    <w:p>
+      <w:r>
+        <w:t xml:space="preserve"/>
+      </w:r>
+    </w:p>
+    <w:p>
+      <w:r>
+        <w:t xml:space="preserve">По логам обучения loss снизился примерно с 3.8 до 1.03 к 30-й эпохе. Это показывает, что модель хорошо подстраивается под train split. При этом validation MRR оставался низким и менялся слабо: в последние эпохи он находился примерно в диапазоне 0.04-0.06. Это говорит о том, что модель учится на обучающих парах, но обобщение на новые пары остаётся слабым.</w:t>
+      </w:r>
+    </w:p>
+    <w:p>
+      <w:r>
+        <w:t xml:space="preserve"/>
+      </w:r>
+    </w:p>
+    <w:p>
+      <w:r>
+        <w:t xml:space="preserve">Результаты на test split:</w:t>
+      </w:r>
+    </w:p>
+    <w:p>
+      <w:r>
+        <w:t xml:space="preserve"/>
+      </w:r>
+    </w:p>
+    <w:p>
+      <w:r>
+        <w:t xml:space="preserve">| Метод | Hit@1 | Hit@5 | MRR | Mean rank | Число кандидатов |</w:t>
+      </w:r>
+    </w:p>
+    <w:p>
+      <w:r>
+        <w:t xml:space="preserve">| --- | ---: | ---: | ---: | ---: | ---: |</w:t>
+      </w:r>
+    </w:p>
+    <w:p>
+      <w:r>
+        <w:t xml:space="preserve">| Model | 0.0107 | 0.0321 | 0.0394 | 84.01 | 187 |</w:t>
+      </w:r>
+    </w:p>
+    <w:p>
+      <w:r>
+        <w:t xml:space="preserve">| Random baseline | 0.0053 | 0.0267 | 0.0311 | - | 187 |</w:t>
+      </w:r>
+    </w:p>
+    <w:p>
+      <w:r>
+        <w:t xml:space="preserve"/>
+      </w:r>
+    </w:p>
+    <w:p>
+      <w:r>
+        <w:t xml:space="preserve">Модель снова оказалась лучше random baseline по всем трём метрикам: Hit@1 примерно в два раза выше случайного выбора, Hit@5 также выше baseline, MRR выше на небольшую величину. При этом абсолютные значения стали ниже, чем в эксперименте на 500 исходных примерах. Это ожидаемо, потому что в test split теперь 187 кандидатов вместо 63, и найти правильную музыку среди большего числа вариантов сложнее.</w:t>
+      </w:r>
+    </w:p>
+    <w:p>
+      <w:r>
+        <w:t xml:space="preserve"/>
+      </w:r>
+    </w:p>
+    <w:p>
+      <w:r>
+        <w:t xml:space="preserve">Главный вывод по большому эксперименту: увеличение данных помогло сделать проверку более честной и сложной, но сама архитектура всё ещё остаётся слабым baseline. Простые log-mel статистики и усреднение кадров через ResNet50 не дают достаточно сильного мультимодального представления, чтобы уверенно ставить правильную музыку на первое место.</w:t>
       </w:r>
     </w:p>
     <w:p>
@@ -864,7 +869,7 @@
     </w:p>
     <w:p>
       <w:r>
-        <w:t xml:space="preserve">Следующий важный шаг — завершить эксперимент на большей подвыборке около 1500 исходных примеров и сравнить результаты с текущим прогоном на меньшем наборе.</w:t>
+        <w:t xml:space="preserve">Эксперимент на большей подвыборке подтвердил, что модель обучается и показывает результат выше random baseline, но качество остаётся ограниченным. Следующий важный шаг — заменить простые признаки на более сильные предобученные мультимодальные или аудио-визуальные энкодеры и добавить более точное моделирование временной структуры.</w:t>
       </w:r>
     </w:p>
     <w:sectPr>
